--- a/anexos/ANEXO_G_Esquema_plazos.docx
+++ b/anexos/ANEXO_G_Esquema_plazos.docx
@@ -45,7 +45,7 @@
           <w:color w:val="000000"/>
           <w:sz w:val="21"/>
         </w:rPr>
-        <w:t>El mapa de tiempos que evita caducidades. Los plazos judiciales son de días hábiles salvo indicación expresa; los de prescripción, naturales. Ante la duda, el plazo más corto manda: en el despido, 20 días hábiles sin prórroga posible.</w:t>
+        <w:t>El mapa de tiempos ayuda a evitar caducidades. El cómputo y la naturaleza de cada plazo dependen de la acción y de la norma aplicable: algunos son de caducidad, otros de prescripción, y las reglas de suspensión o interrupción no son idénticas. Si existe duda, consulta de inmediato el régimen específico y no des por supuesto que el plazo más largo sea aplicable. Para el despido rige, en general, un plazo de 20 días hábiles con reglas propias de suspensión.</w:t>
       </w:r>
     </w:p>
     <w:p>
@@ -73,14 +73,17 @@
         <w:tblLayout w:type="fixed"/>
       </w:tblPr>
       <w:tblGrid>
-        <w:gridCol w:w="2112"/>
-        <w:gridCol w:w="2112"/>
-        <w:gridCol w:w="2112"/>
+        <w:gridCol w:w="1880"/>
+        <w:gridCol w:w="1751"/>
+        <w:gridCol w:w="2704"/>
       </w:tblGrid>
       <w:tr>
+        <w:trPr>
+          <w:tblHeader/>
+        </w:trPr>
         <w:tc>
           <w:tcPr>
-            <w:tcW w:type="dxa" w:w="2112"/>
+            <w:tcW w:type="dxa" w:w="1880"/>
             <w:shd w:val="clear" w:fill="000000"/>
             <w:tcBorders>
               <w:top w:val="single" w:sz="4" w:color="000000"/>
@@ -91,13 +94,14 @@
             <w:tcMar>
               <w:top w:w="86" w:type="dxa"/>
               <w:bottom w:w="86" w:type="dxa"/>
-              <w:start w:w="144" w:type="dxa"/>
-              <w:end w:w="144" w:type="dxa"/>
+              <w:start w:w="100" w:type="dxa"/>
+              <w:end w:w="100" w:type="dxa"/>
             </w:tcMar>
           </w:tcPr>
           <w:p>
             <w:pPr>
               <w:spacing w:after="0"/>
+              <w:jc w:val="left"/>
             </w:pPr>
             <w:r>
               <w:rPr>
@@ -113,7 +117,7 @@
         </w:tc>
         <w:tc>
           <w:tcPr>
-            <w:tcW w:type="dxa" w:w="2112"/>
+            <w:tcW w:type="dxa" w:w="1751"/>
             <w:shd w:val="clear" w:fill="000000"/>
             <w:tcBorders>
               <w:top w:val="single" w:sz="4" w:color="000000"/>
@@ -124,13 +128,14 @@
             <w:tcMar>
               <w:top w:w="86" w:type="dxa"/>
               <w:bottom w:w="86" w:type="dxa"/>
-              <w:start w:w="144" w:type="dxa"/>
-              <w:end w:w="144" w:type="dxa"/>
+              <w:start w:w="100" w:type="dxa"/>
+              <w:end w:w="100" w:type="dxa"/>
             </w:tcMar>
           </w:tcPr>
           <w:p>
             <w:pPr>
               <w:spacing w:after="0"/>
+              <w:jc w:val="left"/>
             </w:pPr>
             <w:r>
               <w:rPr>
@@ -146,7 +151,7 @@
         </w:tc>
         <w:tc>
           <w:tcPr>
-            <w:tcW w:type="dxa" w:w="2112"/>
+            <w:tcW w:type="dxa" w:w="2704"/>
             <w:shd w:val="clear" w:fill="000000"/>
             <w:tcBorders>
               <w:top w:val="single" w:sz="4" w:color="000000"/>
@@ -157,13 +162,14 @@
             <w:tcMar>
               <w:top w:w="86" w:type="dxa"/>
               <w:bottom w:w="86" w:type="dxa"/>
-              <w:start w:w="144" w:type="dxa"/>
-              <w:end w:w="144" w:type="dxa"/>
+              <w:start w:w="100" w:type="dxa"/>
+              <w:end w:w="100" w:type="dxa"/>
             </w:tcMar>
           </w:tcPr>
           <w:p>
             <w:pPr>
               <w:spacing w:after="0"/>
+              <w:jc w:val="left"/>
             </w:pPr>
             <w:r>
               <w:rPr>
@@ -181,7 +187,7 @@
       <w:tr>
         <w:tc>
           <w:tcPr>
-            <w:tcW w:type="dxa" w:w="2112"/>
+            <w:tcW w:type="dxa" w:w="1880"/>
             <w:tcBorders>
               <w:top w:val="single" w:sz="4" w:color="9A9A9A"/>
               <w:bottom w:val="single" w:sz="4" w:color="9A9A9A"/>
@@ -191,13 +197,14 @@
             <w:tcMar>
               <w:top w:w="86" w:type="dxa"/>
               <w:bottom w:w="86" w:type="dxa"/>
-              <w:start w:w="144" w:type="dxa"/>
-              <w:end w:w="144" w:type="dxa"/>
+              <w:start w:w="100" w:type="dxa"/>
+              <w:end w:w="100" w:type="dxa"/>
             </w:tcMar>
           </w:tcPr>
           <w:p>
             <w:pPr>
               <w:spacing w:after="0"/>
+              <w:jc w:val="left"/>
             </w:pPr>
             <w:r>
               <w:rPr>
@@ -213,7 +220,7 @@
         </w:tc>
         <w:tc>
           <w:tcPr>
-            <w:tcW w:type="dxa" w:w="2112"/>
+            <w:tcW w:type="dxa" w:w="1751"/>
             <w:tcBorders>
               <w:top w:val="single" w:sz="4" w:color="9A9A9A"/>
               <w:bottom w:val="single" w:sz="4" w:color="9A9A9A"/>
@@ -223,13 +230,14 @@
             <w:tcMar>
               <w:top w:w="86" w:type="dxa"/>
               <w:bottom w:w="86" w:type="dxa"/>
-              <w:start w:w="144" w:type="dxa"/>
-              <w:end w:w="144" w:type="dxa"/>
+              <w:start w:w="100" w:type="dxa"/>
+              <w:end w:w="100" w:type="dxa"/>
             </w:tcMar>
           </w:tcPr>
           <w:p>
             <w:pPr>
               <w:spacing w:after="0"/>
+              <w:jc w:val="left"/>
             </w:pPr>
             <w:r>
               <w:rPr>
@@ -245,7 +253,7 @@
         </w:tc>
         <w:tc>
           <w:tcPr>
-            <w:tcW w:type="dxa" w:w="2112"/>
+            <w:tcW w:type="dxa" w:w="2704"/>
             <w:tcBorders>
               <w:top w:val="single" w:sz="4" w:color="9A9A9A"/>
               <w:bottom w:val="single" w:sz="4" w:color="9A9A9A"/>
@@ -255,13 +263,14 @@
             <w:tcMar>
               <w:top w:w="86" w:type="dxa"/>
               <w:bottom w:w="86" w:type="dxa"/>
-              <w:start w:w="144" w:type="dxa"/>
-              <w:end w:w="144" w:type="dxa"/>
+              <w:start w:w="100" w:type="dxa"/>
+              <w:end w:w="100" w:type="dxa"/>
             </w:tcMar>
           </w:tcPr>
           <w:p>
             <w:pPr>
               <w:spacing w:after="0"/>
+              <w:jc w:val="left"/>
             </w:pPr>
             <w:r>
               <w:rPr>
@@ -279,7 +288,7 @@
       <w:tr>
         <w:tc>
           <w:tcPr>
-            <w:tcW w:type="dxa" w:w="2112"/>
+            <w:tcW w:type="dxa" w:w="1880"/>
             <w:shd w:val="clear" w:fill="F2F2F2"/>
             <w:tcBorders>
               <w:top w:val="single" w:sz="4" w:color="9A9A9A"/>
@@ -290,13 +299,14 @@
             <w:tcMar>
               <w:top w:w="86" w:type="dxa"/>
               <w:bottom w:w="86" w:type="dxa"/>
-              <w:start w:w="144" w:type="dxa"/>
-              <w:end w:w="144" w:type="dxa"/>
+              <w:start w:w="100" w:type="dxa"/>
+              <w:end w:w="100" w:type="dxa"/>
             </w:tcMar>
           </w:tcPr>
           <w:p>
             <w:pPr>
               <w:spacing w:after="0"/>
+              <w:jc w:val="left"/>
             </w:pPr>
             <w:r>
               <w:rPr>
@@ -312,7 +322,7 @@
         </w:tc>
         <w:tc>
           <w:tcPr>
-            <w:tcW w:type="dxa" w:w="2112"/>
+            <w:tcW w:type="dxa" w:w="1751"/>
             <w:shd w:val="clear" w:fill="F2F2F2"/>
             <w:tcBorders>
               <w:top w:val="single" w:sz="4" w:color="9A9A9A"/>
@@ -323,13 +333,14 @@
             <w:tcMar>
               <w:top w:w="86" w:type="dxa"/>
               <w:bottom w:w="86" w:type="dxa"/>
-              <w:start w:w="144" w:type="dxa"/>
-              <w:end w:w="144" w:type="dxa"/>
+              <w:start w:w="100" w:type="dxa"/>
+              <w:end w:w="100" w:type="dxa"/>
             </w:tcMar>
           </w:tcPr>
           <w:p>
             <w:pPr>
               <w:spacing w:after="0"/>
+              <w:jc w:val="left"/>
             </w:pPr>
             <w:r>
               <w:rPr>
@@ -345,7 +356,7 @@
         </w:tc>
         <w:tc>
           <w:tcPr>
-            <w:tcW w:type="dxa" w:w="2112"/>
+            <w:tcW w:type="dxa" w:w="2704"/>
             <w:shd w:val="clear" w:fill="F2F2F2"/>
             <w:tcBorders>
               <w:top w:val="single" w:sz="4" w:color="9A9A9A"/>
@@ -356,13 +367,14 @@
             <w:tcMar>
               <w:top w:w="86" w:type="dxa"/>
               <w:bottom w:w="86" w:type="dxa"/>
-              <w:start w:w="144" w:type="dxa"/>
-              <w:end w:w="144" w:type="dxa"/>
+              <w:start w:w="100" w:type="dxa"/>
+              <w:end w:w="100" w:type="dxa"/>
             </w:tcMar>
           </w:tcPr>
           <w:p>
             <w:pPr>
               <w:spacing w:after="0"/>
+              <w:jc w:val="left"/>
             </w:pPr>
             <w:r>
               <w:rPr>
@@ -372,7 +384,27 @@
                 <w:color w:val="000000"/>
                 <w:sz w:val="19"/>
               </w:rPr>
-              <w:t>La papeleta suspende la caducidad</w:t>
+              <w:t xml:space="preserve">Su presentación </w:t>
+            </w:r>
+            <w:r>
+              <w:rPr>
+                <w:rFonts w:ascii="Georgia" w:hAnsi="Georgia" w:cs="Georgia"/>
+                <w:b/>
+                <w:i w:val="0"/>
+                <w:color w:val="000000"/>
+                <w:sz w:val="19"/>
+              </w:rPr>
+              <w:t>suspende la caducidad</w:t>
+            </w:r>
+            <w:r>
+              <w:rPr>
+                <w:rFonts w:ascii="Georgia" w:hAnsi="Georgia" w:cs="Georgia"/>
+                <w:b w:val="0"/>
+                <w:i w:val="0"/>
+                <w:color w:val="000000"/>
+                <w:sz w:val="19"/>
+              </w:rPr>
+              <w:t xml:space="preserve"> desde esa fecha (art. 65 LRJS)</w:t>
             </w:r>
           </w:p>
         </w:tc>
@@ -380,7 +412,7 @@
       <w:tr>
         <w:tc>
           <w:tcPr>
-            <w:tcW w:type="dxa" w:w="2112"/>
+            <w:tcW w:type="dxa" w:w="1880"/>
             <w:tcBorders>
               <w:top w:val="single" w:sz="4" w:color="9A9A9A"/>
               <w:bottom w:val="single" w:sz="4" w:color="9A9A9A"/>
@@ -390,13 +422,14 @@
             <w:tcMar>
               <w:top w:w="86" w:type="dxa"/>
               <w:bottom w:w="86" w:type="dxa"/>
-              <w:start w:w="144" w:type="dxa"/>
-              <w:end w:w="144" w:type="dxa"/>
+              <w:start w:w="100" w:type="dxa"/>
+              <w:end w:w="100" w:type="dxa"/>
             </w:tcMar>
           </w:tcPr>
           <w:p>
             <w:pPr>
               <w:spacing w:after="0"/>
+              <w:jc w:val="left"/>
             </w:pPr>
             <w:r>
               <w:rPr>
@@ -406,13 +439,13 @@
                 <w:color w:val="000000"/>
                 <w:sz w:val="19"/>
               </w:rPr>
-              <w:t>Intento de conciliación</w:t>
+              <w:t>Intento de conciliación o mediación</w:t>
             </w:r>
           </w:p>
         </w:tc>
         <w:tc>
           <w:tcPr>
-            <w:tcW w:type="dxa" w:w="2112"/>
+            <w:tcW w:type="dxa" w:w="1751"/>
             <w:tcBorders>
               <w:top w:val="single" w:sz="4" w:color="9A9A9A"/>
               <w:bottom w:val="single" w:sz="4" w:color="9A9A9A"/>
@@ -422,13 +455,14 @@
             <w:tcMar>
               <w:top w:w="86" w:type="dxa"/>
               <w:bottom w:w="86" w:type="dxa"/>
-              <w:start w:w="144" w:type="dxa"/>
-              <w:end w:w="144" w:type="dxa"/>
+              <w:start w:w="100" w:type="dxa"/>
+              <w:end w:w="100" w:type="dxa"/>
             </w:tcMar>
           </w:tcPr>
           <w:p>
             <w:pPr>
               <w:spacing w:after="0"/>
+              <w:jc w:val="left"/>
             </w:pPr>
             <w:r>
               <w:rPr>
@@ -438,13 +472,13 @@
                 <w:color w:val="000000"/>
                 <w:sz w:val="19"/>
               </w:rPr>
-              <w:t>Se cita en ~15-30 días</w:t>
+              <w:t>Se cita tras la papeleta</w:t>
             </w:r>
           </w:p>
         </w:tc>
         <w:tc>
           <w:tcPr>
-            <w:tcW w:type="dxa" w:w="2112"/>
+            <w:tcW w:type="dxa" w:w="2704"/>
             <w:tcBorders>
               <w:top w:val="single" w:sz="4" w:color="9A9A9A"/>
               <w:bottom w:val="single" w:sz="4" w:color="9A9A9A"/>
@@ -454,13 +488,14 @@
             <w:tcMar>
               <w:top w:w="86" w:type="dxa"/>
               <w:bottom w:w="86" w:type="dxa"/>
-              <w:start w:w="144" w:type="dxa"/>
-              <w:end w:w="144" w:type="dxa"/>
+              <w:start w:w="100" w:type="dxa"/>
+              <w:end w:w="100" w:type="dxa"/>
             </w:tcMar>
           </w:tcPr>
           <w:p>
             <w:pPr>
               <w:spacing w:after="0"/>
+              <w:jc w:val="left"/>
             </w:pPr>
             <w:r>
               <w:rPr>
@@ -470,7 +505,47 @@
                 <w:color w:val="000000"/>
                 <w:sz w:val="19"/>
               </w:rPr>
-              <w:t>Con o sin avenencia, se extiende acta</w:t>
+              <w:t xml:space="preserve">El cómputo se </w:t>
+            </w:r>
+            <w:r>
+              <w:rPr>
+                <w:rFonts w:ascii="Georgia" w:hAnsi="Georgia" w:cs="Georgia"/>
+                <w:b/>
+                <w:i w:val="0"/>
+                <w:color w:val="000000"/>
+                <w:sz w:val="19"/>
+              </w:rPr>
+              <w:t>reanuda al día siguiente</w:t>
+            </w:r>
+            <w:r>
+              <w:rPr>
+                <w:rFonts w:ascii="Georgia" w:hAnsi="Georgia" w:cs="Georgia"/>
+                <w:b w:val="0"/>
+                <w:i w:val="0"/>
+                <w:color w:val="000000"/>
+                <w:sz w:val="19"/>
+              </w:rPr>
+              <w:t xml:space="preserve"> del intento o, si no se celebra, al transcurrir </w:t>
+            </w:r>
+            <w:r>
+              <w:rPr>
+                <w:rFonts w:ascii="Georgia" w:hAnsi="Georgia" w:cs="Georgia"/>
+                <w:b/>
+                <w:i w:val="0"/>
+                <w:color w:val="000000"/>
+                <w:sz w:val="19"/>
+              </w:rPr>
+              <w:t>15 días hábiles</w:t>
+            </w:r>
+            <w:r>
+              <w:rPr>
+                <w:rFonts w:ascii="Georgia" w:hAnsi="Georgia" w:cs="Georgia"/>
+                <w:b w:val="0"/>
+                <w:i w:val="0"/>
+                <w:color w:val="000000"/>
+                <w:sz w:val="19"/>
+              </w:rPr>
+              <w:t xml:space="preserve"> desde la presentación</w:t>
             </w:r>
           </w:p>
         </w:tc>
@@ -478,7 +553,7 @@
       <w:tr>
         <w:tc>
           <w:tcPr>
-            <w:tcW w:type="dxa" w:w="2112"/>
+            <w:tcW w:type="dxa" w:w="1880"/>
             <w:shd w:val="clear" w:fill="F2F2F2"/>
             <w:tcBorders>
               <w:top w:val="single" w:sz="4" w:color="9A9A9A"/>
@@ -489,13 +564,117 @@
             <w:tcMar>
               <w:top w:w="86" w:type="dxa"/>
               <w:bottom w:w="86" w:type="dxa"/>
-              <w:start w:w="144" w:type="dxa"/>
-              <w:end w:w="144" w:type="dxa"/>
+              <w:start w:w="100" w:type="dxa"/>
+              <w:end w:w="100" w:type="dxa"/>
             </w:tcMar>
           </w:tcPr>
           <w:p>
             <w:pPr>
               <w:spacing w:after="0"/>
+              <w:jc w:val="left"/>
+            </w:pPr>
+            <w:r>
+              <w:rPr>
+                <w:rFonts w:ascii="Georgia" w:hAnsi="Georgia" w:cs="Georgia"/>
+                <w:b w:val="0"/>
+                <w:i w:val="0"/>
+                <w:color w:val="000000"/>
+                <w:sz w:val="19"/>
+              </w:rPr>
+              <w:t>Si el acto no se celebra</w:t>
+            </w:r>
+          </w:p>
+        </w:tc>
+        <w:tc>
+          <w:tcPr>
+            <w:tcW w:type="dxa" w:w="1751"/>
+            <w:shd w:val="clear" w:fill="F2F2F2"/>
+            <w:tcBorders>
+              <w:top w:val="single" w:sz="4" w:color="9A9A9A"/>
+              <w:bottom w:val="single" w:sz="4" w:color="9A9A9A"/>
+              <w:start w:val="single" w:sz="4" w:color="9A9A9A"/>
+              <w:end w:val="single" w:sz="4" w:color="9A9A9A"/>
+            </w:tcBorders>
+            <w:tcMar>
+              <w:top w:w="86" w:type="dxa"/>
+              <w:bottom w:w="86" w:type="dxa"/>
+              <w:start w:w="100" w:type="dxa"/>
+              <w:end w:w="100" w:type="dxa"/>
+            </w:tcMar>
+          </w:tcPr>
+          <w:p>
+            <w:pPr>
+              <w:spacing w:after="0"/>
+              <w:jc w:val="left"/>
+            </w:pPr>
+            <w:r>
+              <w:rPr>
+                <w:rFonts w:ascii="Georgia" w:hAnsi="Georgia" w:cs="Georgia"/>
+                <w:b w:val="0"/>
+                <w:i w:val="0"/>
+                <w:color w:val="000000"/>
+                <w:sz w:val="19"/>
+              </w:rPr>
+              <w:t>15 días hábiles desde la presentación</w:t>
+            </w:r>
+          </w:p>
+        </w:tc>
+        <w:tc>
+          <w:tcPr>
+            <w:tcW w:type="dxa" w:w="2704"/>
+            <w:shd w:val="clear" w:fill="F2F2F2"/>
+            <w:tcBorders>
+              <w:top w:val="single" w:sz="4" w:color="9A9A9A"/>
+              <w:bottom w:val="single" w:sz="4" w:color="9A9A9A"/>
+              <w:start w:val="single" w:sz="4" w:color="9A9A9A"/>
+              <w:end w:val="single" w:sz="4" w:color="9A9A9A"/>
+            </w:tcBorders>
+            <w:tcMar>
+              <w:top w:w="86" w:type="dxa"/>
+              <w:bottom w:w="86" w:type="dxa"/>
+              <w:start w:w="100" w:type="dxa"/>
+              <w:end w:w="100" w:type="dxa"/>
+            </w:tcMar>
+          </w:tcPr>
+          <w:p>
+            <w:pPr>
+              <w:spacing w:after="0"/>
+              <w:jc w:val="left"/>
+            </w:pPr>
+            <w:r>
+              <w:rPr>
+                <w:rFonts w:ascii="Georgia" w:hAnsi="Georgia" w:cs="Georgia"/>
+                <w:b w:val="0"/>
+                <w:i w:val="0"/>
+                <w:color w:val="000000"/>
+                <w:sz w:val="19"/>
+              </w:rPr>
+              <w:t>Se tiene por intentado sin efecto y se reanuda el cómputo del plazo</w:t>
+            </w:r>
+          </w:p>
+        </w:tc>
+      </w:tr>
+      <w:tr>
+        <w:tc>
+          <w:tcPr>
+            <w:tcW w:type="dxa" w:w="1880"/>
+            <w:tcBorders>
+              <w:top w:val="single" w:sz="4" w:color="9A9A9A"/>
+              <w:bottom w:val="single" w:sz="4" w:color="9A9A9A"/>
+              <w:start w:val="single" w:sz="4" w:color="9A9A9A"/>
+              <w:end w:val="single" w:sz="4" w:color="9A9A9A"/>
+            </w:tcBorders>
+            <w:tcMar>
+              <w:top w:w="86" w:type="dxa"/>
+              <w:bottom w:w="86" w:type="dxa"/>
+              <w:start w:w="100" w:type="dxa"/>
+              <w:end w:w="100" w:type="dxa"/>
+            </w:tcMar>
+          </w:tcPr>
+          <w:p>
+            <w:pPr>
+              <w:spacing w:after="0"/>
+              <w:jc w:val="left"/>
             </w:pPr>
             <w:r>
               <w:rPr>
@@ -511,7 +690,75 @@
         </w:tc>
         <w:tc>
           <w:tcPr>
-            <w:tcW w:type="dxa" w:w="2112"/>
+            <w:tcW w:type="dxa" w:w="1751"/>
+            <w:tcBorders>
+              <w:top w:val="single" w:sz="4" w:color="9A9A9A"/>
+              <w:bottom w:val="single" w:sz="4" w:color="9A9A9A"/>
+              <w:start w:val="single" w:sz="4" w:color="9A9A9A"/>
+              <w:end w:val="single" w:sz="4" w:color="9A9A9A"/>
+            </w:tcBorders>
+            <w:tcMar>
+              <w:top w:w="86" w:type="dxa"/>
+              <w:bottom w:w="86" w:type="dxa"/>
+              <w:start w:w="100" w:type="dxa"/>
+              <w:end w:w="100" w:type="dxa"/>
+            </w:tcMar>
+          </w:tcPr>
+          <w:p>
+            <w:pPr>
+              <w:spacing w:after="0"/>
+              <w:jc w:val="left"/>
+            </w:pPr>
+            <w:r>
+              <w:rPr>
+                <w:rFonts w:ascii="Georgia" w:hAnsi="Georgia" w:cs="Georgia"/>
+                <w:b w:val="0"/>
+                <w:i w:val="0"/>
+                <w:color w:val="000000"/>
+                <w:sz w:val="19"/>
+              </w:rPr>
+              <w:t>Dentro del saldo restante del plazo</w:t>
+            </w:r>
+          </w:p>
+        </w:tc>
+        <w:tc>
+          <w:tcPr>
+            <w:tcW w:type="dxa" w:w="2704"/>
+            <w:tcBorders>
+              <w:top w:val="single" w:sz="4" w:color="9A9A9A"/>
+              <w:bottom w:val="single" w:sz="4" w:color="9A9A9A"/>
+              <w:start w:val="single" w:sz="4" w:color="9A9A9A"/>
+              <w:end w:val="single" w:sz="4" w:color="9A9A9A"/>
+            </w:tcBorders>
+            <w:tcMar>
+              <w:top w:w="86" w:type="dxa"/>
+              <w:bottom w:w="86" w:type="dxa"/>
+              <w:start w:w="100" w:type="dxa"/>
+              <w:end w:w="100" w:type="dxa"/>
+            </w:tcMar>
+          </w:tcPr>
+          <w:p>
+            <w:pPr>
+              <w:spacing w:after="0"/>
+              <w:jc w:val="left"/>
+            </w:pPr>
+            <w:r>
+              <w:rPr>
+                <w:rFonts w:ascii="Georgia" w:hAnsi="Georgia" w:cs="Georgia"/>
+                <w:b w:val="0"/>
+                <w:i w:val="0"/>
+                <w:color w:val="000000"/>
+                <w:sz w:val="19"/>
+              </w:rPr>
+              <w:t>No calcules el último día «a ojo»: conserva el justificante de la papeleta y comprueba el saldo exacto con asesoramiento inmediato</w:t>
+            </w:r>
+          </w:p>
+        </w:tc>
+      </w:tr>
+      <w:tr>
+        <w:tc>
+          <w:tcPr>
+            <w:tcW w:type="dxa" w:w="1880"/>
             <w:shd w:val="clear" w:fill="F2F2F2"/>
             <w:tcBorders>
               <w:top w:val="single" w:sz="4" w:color="9A9A9A"/>
@@ -522,80 +769,14 @@
             <w:tcMar>
               <w:top w:w="86" w:type="dxa"/>
               <w:bottom w:w="86" w:type="dxa"/>
-              <w:start w:w="144" w:type="dxa"/>
-              <w:end w:w="144" w:type="dxa"/>
+              <w:start w:w="100" w:type="dxa"/>
+              <w:end w:w="100" w:type="dxa"/>
             </w:tcMar>
           </w:tcPr>
           <w:p>
             <w:pPr>
               <w:spacing w:after="0"/>
-            </w:pPr>
-            <w:r>
-              <w:rPr>
-                <w:rFonts w:ascii="Georgia" w:hAnsi="Georgia" w:cs="Georgia"/>
-                <w:b w:val="0"/>
-                <w:i w:val="0"/>
-                <w:color w:val="000000"/>
-                <w:sz w:val="19"/>
-              </w:rPr>
-              <w:t>20 días hábiles desde el intento (o desde la presentación de la papeleta, según el cómputo legal)</w:t>
-            </w:r>
-          </w:p>
-        </w:tc>
-        <w:tc>
-          <w:tcPr>
-            <w:tcW w:type="dxa" w:w="2112"/>
-            <w:shd w:val="clear" w:fill="F2F2F2"/>
-            <w:tcBorders>
-              <w:top w:val="single" w:sz="4" w:color="9A9A9A"/>
-              <w:bottom w:val="single" w:sz="4" w:color="9A9A9A"/>
-              <w:start w:val="single" w:sz="4" w:color="9A9A9A"/>
-              <w:end w:val="single" w:sz="4" w:color="9A9A9A"/>
-            </w:tcBorders>
-            <w:tcMar>
-              <w:top w:w="86" w:type="dxa"/>
-              <w:bottom w:w="86" w:type="dxa"/>
-              <w:start w:w="144" w:type="dxa"/>
-              <w:end w:w="144" w:type="dxa"/>
-            </w:tcMar>
-          </w:tcPr>
-          <w:p>
-            <w:pPr>
-              <w:spacing w:after="0"/>
-            </w:pPr>
-            <w:r>
-              <w:rPr>
-                <w:rFonts w:ascii="Georgia" w:hAnsi="Georgia" w:cs="Georgia"/>
-                <w:b w:val="0"/>
-                <w:i w:val="0"/>
-                <w:color w:val="000000"/>
-                <w:sz w:val="19"/>
-              </w:rPr>
-              <w:t>El cómputo exacto es técnico: no improvises, asesórate</w:t>
-            </w:r>
-          </w:p>
-        </w:tc>
-      </w:tr>
-      <w:tr>
-        <w:tc>
-          <w:tcPr>
-            <w:tcW w:type="dxa" w:w="2112"/>
-            <w:tcBorders>
-              <w:top w:val="single" w:sz="4" w:color="9A9A9A"/>
-              <w:bottom w:val="single" w:sz="4" w:color="9A9A9A"/>
-              <w:start w:val="single" w:sz="4" w:color="9A9A9A"/>
-              <w:end w:val="single" w:sz="4" w:color="9A9A9A"/>
-            </w:tcBorders>
-            <w:tcMar>
-              <w:top w:w="86" w:type="dxa"/>
-              <w:bottom w:w="86" w:type="dxa"/>
-              <w:start w:w="144" w:type="dxa"/>
-              <w:end w:w="144" w:type="dxa"/>
-            </w:tcMar>
-          </w:tcPr>
-          <w:p>
-            <w:pPr>
-              <w:spacing w:after="0"/>
+              <w:jc w:val="left"/>
             </w:pPr>
             <w:r>
               <w:rPr>
@@ -611,7 +792,8 @@
         </w:tc>
         <w:tc>
           <w:tcPr>
-            <w:tcW w:type="dxa" w:w="2112"/>
+            <w:tcW w:type="dxa" w:w="1751"/>
+            <w:shd w:val="clear" w:fill="F2F2F2"/>
             <w:tcBorders>
               <w:top w:val="single" w:sz="4" w:color="9A9A9A"/>
               <w:bottom w:val="single" w:sz="4" w:color="9A9A9A"/>
@@ -621,13 +803,14 @@
             <w:tcMar>
               <w:top w:w="86" w:type="dxa"/>
               <w:bottom w:w="86" w:type="dxa"/>
-              <w:start w:w="144" w:type="dxa"/>
-              <w:end w:w="144" w:type="dxa"/>
+              <w:start w:w="100" w:type="dxa"/>
+              <w:end w:w="100" w:type="dxa"/>
             </w:tcMar>
           </w:tcPr>
           <w:p>
             <w:pPr>
               <w:spacing w:after="0"/>
+              <w:jc w:val="left"/>
             </w:pPr>
             <w:r>
               <w:rPr>
@@ -643,7 +826,8 @@
         </w:tc>
         <w:tc>
           <w:tcPr>
-            <w:tcW w:type="dxa" w:w="2112"/>
+            <w:tcW w:type="dxa" w:w="2704"/>
+            <w:shd w:val="clear" w:fill="F2F2F2"/>
             <w:tcBorders>
               <w:top w:val="single" w:sz="4" w:color="9A9A9A"/>
               <w:bottom w:val="single" w:sz="4" w:color="9A9A9A"/>
@@ -653,13 +837,14 @@
             <w:tcMar>
               <w:top w:w="86" w:type="dxa"/>
               <w:bottom w:w="86" w:type="dxa"/>
-              <w:start w:w="144" w:type="dxa"/>
-              <w:end w:w="144" w:type="dxa"/>
+              <w:start w:w="100" w:type="dxa"/>
+              <w:end w:w="100" w:type="dxa"/>
             </w:tcMar>
           </w:tcPr>
           <w:p>
             <w:pPr>
               <w:spacing w:after="0"/>
+              <w:jc w:val="left"/>
             </w:pPr>
             <w:r>
               <w:rPr>
@@ -669,7 +854,7 @@
                 <w:color w:val="000000"/>
                 <w:sz w:val="19"/>
               </w:rPr>
-              <w:t>La nulidad trae readmisión y daño moral</w:t>
+              <w:t>La nulidad trae readmisión y, en su caso, daño moral</w:t>
             </w:r>
           </w:p>
         </w:tc>
@@ -715,14 +900,17 @@
         <w:tblLayout w:type="fixed"/>
       </w:tblPr>
       <w:tblGrid>
-        <w:gridCol w:w="2112"/>
-        <w:gridCol w:w="2112"/>
-        <w:gridCol w:w="2112"/>
+        <w:gridCol w:w="1819"/>
+        <w:gridCol w:w="1479"/>
+        <w:gridCol w:w="3037"/>
       </w:tblGrid>
       <w:tr>
+        <w:trPr>
+          <w:tblHeader/>
+        </w:trPr>
         <w:tc>
           <w:tcPr>
-            <w:tcW w:type="dxa" w:w="2112"/>
+            <w:tcW w:type="dxa" w:w="1819"/>
             <w:shd w:val="clear" w:fill="000000"/>
             <w:tcBorders>
               <w:top w:val="single" w:sz="4" w:color="000000"/>
@@ -733,13 +921,14 @@
             <w:tcMar>
               <w:top w:w="86" w:type="dxa"/>
               <w:bottom w:w="86" w:type="dxa"/>
-              <w:start w:w="144" w:type="dxa"/>
-              <w:end w:w="144" w:type="dxa"/>
+              <w:start w:w="100" w:type="dxa"/>
+              <w:end w:w="100" w:type="dxa"/>
             </w:tcMar>
           </w:tcPr>
           <w:p>
             <w:pPr>
               <w:spacing w:after="0"/>
+              <w:jc w:val="left"/>
             </w:pPr>
             <w:r>
               <w:rPr>
@@ -755,7 +944,7 @@
         </w:tc>
         <w:tc>
           <w:tcPr>
-            <w:tcW w:type="dxa" w:w="2112"/>
+            <w:tcW w:type="dxa" w:w="1479"/>
             <w:shd w:val="clear" w:fill="000000"/>
             <w:tcBorders>
               <w:top w:val="single" w:sz="4" w:color="000000"/>
@@ -766,13 +955,14 @@
             <w:tcMar>
               <w:top w:w="86" w:type="dxa"/>
               <w:bottom w:w="86" w:type="dxa"/>
-              <w:start w:w="144" w:type="dxa"/>
-              <w:end w:w="144" w:type="dxa"/>
+              <w:start w:w="100" w:type="dxa"/>
+              <w:end w:w="100" w:type="dxa"/>
             </w:tcMar>
           </w:tcPr>
           <w:p>
             <w:pPr>
               <w:spacing w:after="0"/>
+              <w:jc w:val="left"/>
             </w:pPr>
             <w:r>
               <w:rPr>
@@ -782,13 +972,13 @@
                 <w:color w:val="FFFFFF"/>
                 <w:sz w:val="19"/>
               </w:rPr>
-              <w:t>Plazo clave</w:t>
+              <w:t>Plazo</w:t>
             </w:r>
           </w:p>
         </w:tc>
         <w:tc>
           <w:tcPr>
-            <w:tcW w:type="dxa" w:w="2112"/>
+            <w:tcW w:type="dxa" w:w="3037"/>
             <w:shd w:val="clear" w:fill="000000"/>
             <w:tcBorders>
               <w:top w:val="single" w:sz="4" w:color="000000"/>
@@ -799,13 +989,14 @@
             <w:tcMar>
               <w:top w:w="86" w:type="dxa"/>
               <w:bottom w:w="86" w:type="dxa"/>
-              <w:start w:w="144" w:type="dxa"/>
-              <w:end w:w="144" w:type="dxa"/>
+              <w:start w:w="100" w:type="dxa"/>
+              <w:end w:w="100" w:type="dxa"/>
             </w:tcMar>
           </w:tcPr>
           <w:p>
             <w:pPr>
               <w:spacing w:after="0"/>
+              <w:jc w:val="left"/>
             </w:pPr>
             <w:r>
               <w:rPr>
@@ -823,7 +1014,7 @@
       <w:tr>
         <w:tc>
           <w:tcPr>
-            <w:tcW w:type="dxa" w:w="2112"/>
+            <w:tcW w:type="dxa" w:w="1819"/>
             <w:tcBorders>
               <w:top w:val="single" w:sz="4" w:color="9A9A9A"/>
               <w:bottom w:val="single" w:sz="4" w:color="9A9A9A"/>
@@ -833,13 +1024,14 @@
             <w:tcMar>
               <w:top w:w="86" w:type="dxa"/>
               <w:bottom w:w="86" w:type="dxa"/>
-              <w:start w:w="144" w:type="dxa"/>
-              <w:end w:w="144" w:type="dxa"/>
+              <w:start w:w="100" w:type="dxa"/>
+              <w:end w:w="100" w:type="dxa"/>
             </w:tcMar>
           </w:tcPr>
           <w:p>
             <w:pPr>
               <w:spacing w:after="0"/>
+              <w:jc w:val="left"/>
             </w:pPr>
             <w:r>
               <w:rPr>
@@ -855,7 +1047,7 @@
         </w:tc>
         <w:tc>
           <w:tcPr>
-            <w:tcW w:type="dxa" w:w="2112"/>
+            <w:tcW w:type="dxa" w:w="1479"/>
             <w:tcBorders>
               <w:top w:val="single" w:sz="4" w:color="9A9A9A"/>
               <w:bottom w:val="single" w:sz="4" w:color="9A9A9A"/>
@@ -865,13 +1057,47 @@
             <w:tcMar>
               <w:top w:w="86" w:type="dxa"/>
               <w:bottom w:w="86" w:type="dxa"/>
-              <w:start w:w="144" w:type="dxa"/>
-              <w:end w:w="144" w:type="dxa"/>
+              <w:start w:w="100" w:type="dxa"/>
+              <w:end w:w="100" w:type="dxa"/>
             </w:tcMar>
           </w:tcPr>
           <w:p>
             <w:pPr>
               <w:spacing w:after="0"/>
+              <w:jc w:val="left"/>
+            </w:pPr>
+            <w:r>
+              <w:rPr>
+                <w:rFonts w:ascii="Georgia" w:hAnsi="Georgia" w:cs="Georgia"/>
+                <w:b/>
+                <w:i w:val="0"/>
+                <w:color w:val="000000"/>
+                <w:sz w:val="19"/>
+              </w:rPr>
+              <w:t>Sin plazo universal</w:t>
+            </w:r>
+          </w:p>
+        </w:tc>
+        <w:tc>
+          <w:tcPr>
+            <w:tcW w:type="dxa" w:w="3037"/>
+            <w:tcBorders>
+              <w:top w:val="single" w:sz="4" w:color="9A9A9A"/>
+              <w:bottom w:val="single" w:sz="4" w:color="9A9A9A"/>
+              <w:start w:val="single" w:sz="4" w:color="9A9A9A"/>
+              <w:end w:val="single" w:sz="4" w:color="9A9A9A"/>
+            </w:tcBorders>
+            <w:tcMar>
+              <w:top w:w="86" w:type="dxa"/>
+              <w:bottom w:w="86" w:type="dxa"/>
+              <w:start w:w="100" w:type="dxa"/>
+              <w:end w:w="100" w:type="dxa"/>
+            </w:tcMar>
+          </w:tcPr>
+          <w:p>
+            <w:pPr>
+              <w:spacing w:after="0"/>
+              <w:jc w:val="left"/>
             </w:pPr>
             <w:r>
               <w:rPr>
@@ -881,39 +1107,7 @@
                 <w:color w:val="000000"/>
                 <w:sz w:val="19"/>
               </w:rPr>
-              <w:t>1 año</w:t>
-            </w:r>
-          </w:p>
-        </w:tc>
-        <w:tc>
-          <w:tcPr>
-            <w:tcW w:type="dxa" w:w="2112"/>
-            <w:tcBorders>
-              <w:top w:val="single" w:sz="4" w:color="9A9A9A"/>
-              <w:bottom w:val="single" w:sz="4" w:color="9A9A9A"/>
-              <w:start w:val="single" w:sz="4" w:color="9A9A9A"/>
-              <w:end w:val="single" w:sz="4" w:color="9A9A9A"/>
-            </w:tcBorders>
-            <w:tcMar>
-              <w:top w:w="86" w:type="dxa"/>
-              <w:bottom w:w="86" w:type="dxa"/>
-              <w:start w:w="144" w:type="dxa"/>
-              <w:end w:w="144" w:type="dxa"/>
-            </w:tcMar>
-          </w:tcPr>
-          <w:p>
-            <w:pPr>
-              <w:spacing w:after="0"/>
-            </w:pPr>
-            <w:r>
-              <w:rPr>
-                <w:rFonts w:ascii="Georgia" w:hAnsi="Georgia" w:cs="Georgia"/>
-                <w:b w:val="0"/>
-                <w:i w:val="0"/>
-                <w:color w:val="000000"/>
-                <w:sz w:val="19"/>
-              </w:rPr>
-              <w:t>Desde el incumplimiento grave del empresario</w:t>
+              <w:t>Depende de la acción, de los hechos y de si el incumplimiento continúa; verifica la base jurídica con un laboralista</w:t>
             </w:r>
           </w:p>
         </w:tc>
@@ -921,7 +1115,7 @@
       <w:tr>
         <w:tc>
           <w:tcPr>
-            <w:tcW w:type="dxa" w:w="2112"/>
+            <w:tcW w:type="dxa" w:w="1819"/>
             <w:shd w:val="clear" w:fill="F2F2F2"/>
             <w:tcBorders>
               <w:top w:val="single" w:sz="4" w:color="9A9A9A"/>
@@ -932,13 +1126,14 @@
             <w:tcMar>
               <w:top w:w="86" w:type="dxa"/>
               <w:bottom w:w="86" w:type="dxa"/>
-              <w:start w:w="144" w:type="dxa"/>
-              <w:end w:w="144" w:type="dxa"/>
+              <w:start w:w="100" w:type="dxa"/>
+              <w:end w:w="100" w:type="dxa"/>
             </w:tcMar>
           </w:tcPr>
           <w:p>
             <w:pPr>
               <w:spacing w:after="0"/>
+              <w:jc w:val="left"/>
             </w:pPr>
             <w:r>
               <w:rPr>
@@ -954,7 +1149,7 @@
         </w:tc>
         <w:tc>
           <w:tcPr>
-            <w:tcW w:type="dxa" w:w="2112"/>
+            <w:tcW w:type="dxa" w:w="1479"/>
             <w:shd w:val="clear" w:fill="F2F2F2"/>
             <w:tcBorders>
               <w:top w:val="single" w:sz="4" w:color="9A9A9A"/>
@@ -965,29 +1160,30 @@
             <w:tcMar>
               <w:top w:w="86" w:type="dxa"/>
               <w:bottom w:w="86" w:type="dxa"/>
-              <w:start w:w="144" w:type="dxa"/>
-              <w:end w:w="144" w:type="dxa"/>
+              <w:start w:w="100" w:type="dxa"/>
+              <w:end w:w="100" w:type="dxa"/>
             </w:tcMar>
           </w:tcPr>
           <w:p>
             <w:pPr>
               <w:spacing w:after="0"/>
+              <w:jc w:val="left"/>
             </w:pPr>
             <w:r>
               <w:rPr>
                 <w:rFonts w:ascii="Georgia" w:hAnsi="Georgia" w:cs="Georgia"/>
-                <w:b w:val="0"/>
+                <w:b/>
                 <w:i w:val="0"/>
                 <w:color w:val="000000"/>
                 <w:sz w:val="19"/>
               </w:rPr>
-              <w:t>1 año</w:t>
+              <w:t>Sin plazo universal</w:t>
             </w:r>
           </w:p>
         </w:tc>
         <w:tc>
           <w:tcPr>
-            <w:tcW w:type="dxa" w:w="2112"/>
+            <w:tcW w:type="dxa" w:w="3037"/>
             <w:shd w:val="clear" w:fill="F2F2F2"/>
             <w:tcBorders>
               <w:top w:val="single" w:sz="4" w:color="9A9A9A"/>
@@ -998,13 +1194,14 @@
             <w:tcMar>
               <w:top w:w="86" w:type="dxa"/>
               <w:bottom w:w="86" w:type="dxa"/>
-              <w:start w:w="144" w:type="dxa"/>
-              <w:end w:w="144" w:type="dxa"/>
+              <w:start w:w="100" w:type="dxa"/>
+              <w:end w:w="100" w:type="dxa"/>
             </w:tcMar>
           </w:tcPr>
           <w:p>
             <w:pPr>
               <w:spacing w:after="0"/>
+              <w:jc w:val="left"/>
             </w:pPr>
             <w:r>
               <w:rPr>
@@ -1014,7 +1211,7 @@
                 <w:color w:val="000000"/>
                 <w:sz w:val="19"/>
               </w:rPr>
-              <w:t>Desde que pudo ejercitarse (último episodio, baja, conocimiento del daño)</w:t>
+              <w:t>Depende de la base jurídica y de los hechos; no lo fijes con una regla genérica</w:t>
             </w:r>
           </w:p>
         </w:tc>
@@ -1022,7 +1219,7 @@
       <w:tr>
         <w:tc>
           <w:tcPr>
-            <w:tcW w:type="dxa" w:w="2112"/>
+            <w:tcW w:type="dxa" w:w="1819"/>
             <w:tcBorders>
               <w:top w:val="single" w:sz="4" w:color="9A9A9A"/>
               <w:bottom w:val="single" w:sz="4" w:color="9A9A9A"/>
@@ -1032,13 +1229,14 @@
             <w:tcMar>
               <w:top w:w="86" w:type="dxa"/>
               <w:bottom w:w="86" w:type="dxa"/>
-              <w:start w:w="144" w:type="dxa"/>
-              <w:end w:w="144" w:type="dxa"/>
+              <w:start w:w="100" w:type="dxa"/>
+              <w:end w:w="100" w:type="dxa"/>
             </w:tcMar>
           </w:tcPr>
           <w:p>
             <w:pPr>
               <w:spacing w:after="0"/>
+              <w:jc w:val="left"/>
             </w:pPr>
             <w:r>
               <w:rPr>
@@ -1054,7 +1252,7 @@
         </w:tc>
         <w:tc>
           <w:tcPr>
-            <w:tcW w:type="dxa" w:w="2112"/>
+            <w:tcW w:type="dxa" w:w="1479"/>
             <w:tcBorders>
               <w:top w:val="single" w:sz="4" w:color="9A9A9A"/>
               <w:bottom w:val="single" w:sz="4" w:color="9A9A9A"/>
@@ -1064,45 +1262,14 @@
             <w:tcMar>
               <w:top w:w="86" w:type="dxa"/>
               <w:bottom w:w="86" w:type="dxa"/>
-              <w:start w:w="144" w:type="dxa"/>
-              <w:end w:w="144" w:type="dxa"/>
+              <w:start w:w="100" w:type="dxa"/>
+              <w:end w:w="100" w:type="dxa"/>
             </w:tcMar>
           </w:tcPr>
           <w:p>
             <w:pPr>
               <w:spacing w:after="0"/>
-            </w:pPr>
-            <w:r>
-              <w:rPr>
-                <w:rFonts w:ascii="Georgia" w:hAnsi="Georgia" w:cs="Georgia"/>
-                <w:b w:val="0"/>
-                <w:i w:val="0"/>
-                <w:color w:val="000000"/>
-                <w:sz w:val="19"/>
-              </w:rPr>
-              <w:t>Sin plazo estricto, pero la inmediatez da credibilidad</w:t>
-            </w:r>
-          </w:p>
-        </w:tc>
-        <w:tc>
-          <w:tcPr>
-            <w:tcW w:type="dxa" w:w="2112"/>
-            <w:tcBorders>
-              <w:top w:val="single" w:sz="4" w:color="9A9A9A"/>
-              <w:bottom w:val="single" w:sz="4" w:color="9A9A9A"/>
-              <w:start w:val="single" w:sz="4" w:color="9A9A9A"/>
-              <w:end w:val="single" w:sz="4" w:color="9A9A9A"/>
-            </w:tcBorders>
-            <w:tcMar>
-              <w:top w:w="86" w:type="dxa"/>
-              <w:bottom w:w="86" w:type="dxa"/>
-              <w:start w:w="144" w:type="dxa"/>
-              <w:end w:w="144" w:type="dxa"/>
-            </w:tcMar>
-          </w:tcPr>
-          <w:p>
-            <w:pPr>
-              <w:spacing w:after="0"/>
+              <w:jc w:val="left"/>
             </w:pPr>
             <w:r>
               <w:rPr>
@@ -1116,11 +1283,44 @@
             </w:r>
           </w:p>
         </w:tc>
+        <w:tc>
+          <w:tcPr>
+            <w:tcW w:type="dxa" w:w="3037"/>
+            <w:tcBorders>
+              <w:top w:val="single" w:sz="4" w:color="9A9A9A"/>
+              <w:bottom w:val="single" w:sz="4" w:color="9A9A9A"/>
+              <w:start w:val="single" w:sz="4" w:color="9A9A9A"/>
+              <w:end w:val="single" w:sz="4" w:color="9A9A9A"/>
+            </w:tcBorders>
+            <w:tcMar>
+              <w:top w:w="86" w:type="dxa"/>
+              <w:bottom w:w="86" w:type="dxa"/>
+              <w:start w:w="100" w:type="dxa"/>
+              <w:end w:w="100" w:type="dxa"/>
+            </w:tcMar>
+          </w:tcPr>
+          <w:p>
+            <w:pPr>
+              <w:spacing w:after="0"/>
+              <w:jc w:val="left"/>
+            </w:pPr>
+            <w:r>
+              <w:rPr>
+                <w:rFonts w:ascii="Georgia" w:hAnsi="Georgia" w:cs="Georgia"/>
+                <w:b w:val="0"/>
+                <w:i w:val="0"/>
+                <w:color w:val="000000"/>
+                <w:sz w:val="19"/>
+              </w:rPr>
+              <w:t>La denuncia puede ponerse sin esperar, pero la potestad sancionadora tiene límites: LISOS, art. 4 —3 años con carácter general, 4 en Seguridad Social y 1, 3 o 5 en prevención de riesgos según la gravedad—, con matices según el tipo de conducta y su fecha</w:t>
+            </w:r>
+          </w:p>
+        </w:tc>
       </w:tr>
       <w:tr>
         <w:tc>
           <w:tcPr>
-            <w:tcW w:type="dxa" w:w="2112"/>
+            <w:tcW w:type="dxa" w:w="1819"/>
             <w:shd w:val="clear" w:fill="F2F2F2"/>
             <w:tcBorders>
               <w:top w:val="single" w:sz="4" w:color="9A9A9A"/>
@@ -1131,13 +1331,14 @@
             <w:tcMar>
               <w:top w:w="86" w:type="dxa"/>
               <w:bottom w:w="86" w:type="dxa"/>
-              <w:start w:w="144" w:type="dxa"/>
-              <w:end w:w="144" w:type="dxa"/>
+              <w:start w:w="100" w:type="dxa"/>
+              <w:end w:w="100" w:type="dxa"/>
             </w:tcMar>
           </w:tcPr>
           <w:p>
             <w:pPr>
               <w:spacing w:after="0"/>
+              <w:jc w:val="left"/>
             </w:pPr>
             <w:r>
               <w:rPr>
@@ -1153,7 +1354,7 @@
         </w:tc>
         <w:tc>
           <w:tcPr>
-            <w:tcW w:type="dxa" w:w="2112"/>
+            <w:tcW w:type="dxa" w:w="1479"/>
             <w:shd w:val="clear" w:fill="F2F2F2"/>
             <w:tcBorders>
               <w:top w:val="single" w:sz="4" w:color="9A9A9A"/>
@@ -1164,46 +1365,14 @@
             <w:tcMar>
               <w:top w:w="86" w:type="dxa"/>
               <w:bottom w:w="86" w:type="dxa"/>
-              <w:start w:w="144" w:type="dxa"/>
-              <w:end w:w="144" w:type="dxa"/>
+              <w:start w:w="100" w:type="dxa"/>
+              <w:end w:w="100" w:type="dxa"/>
             </w:tcMar>
           </w:tcPr>
           <w:p>
             <w:pPr>
               <w:spacing w:after="0"/>
-            </w:pPr>
-            <w:r>
-              <w:rPr>
-                <w:rFonts w:ascii="Georgia" w:hAnsi="Georgia" w:cs="Georgia"/>
-                <w:b w:val="0"/>
-                <w:i w:val="0"/>
-                <w:color w:val="000000"/>
-                <w:sz w:val="19"/>
-              </w:rPr>
-              <w:t>Sin plazo legal, pero el indicio temporal vale por diez</w:t>
-            </w:r>
-          </w:p>
-        </w:tc>
-        <w:tc>
-          <w:tcPr>
-            <w:tcW w:type="dxa" w:w="2112"/>
-            <w:shd w:val="clear" w:fill="F2F2F2"/>
-            <w:tcBorders>
-              <w:top w:val="single" w:sz="4" w:color="9A9A9A"/>
-              <w:bottom w:val="single" w:sz="4" w:color="9A9A9A"/>
-              <w:start w:val="single" w:sz="4" w:color="9A9A9A"/>
-              <w:end w:val="single" w:sz="4" w:color="9A9A9A"/>
-            </w:tcBorders>
-            <w:tcMar>
-              <w:top w:w="86" w:type="dxa"/>
-              <w:bottom w:w="86" w:type="dxa"/>
-              <w:start w:w="144" w:type="dxa"/>
-              <w:end w:w="144" w:type="dxa"/>
-            </w:tcMar>
-          </w:tcPr>
-          <w:p>
-            <w:pPr>
-              <w:spacing w:after="0"/>
+              <w:jc w:val="left"/>
             </w:pPr>
             <w:r>
               <w:rPr>
@@ -1217,109 +1386,9 @@
             </w:r>
           </w:p>
         </w:tc>
-      </w:tr>
-      <w:tr>
         <w:tc>
           <w:tcPr>
-            <w:tcW w:type="dxa" w:w="2112"/>
-            <w:tcBorders>
-              <w:top w:val="single" w:sz="4" w:color="9A9A9A"/>
-              <w:bottom w:val="single" w:sz="4" w:color="9A9A9A"/>
-              <w:start w:val="single" w:sz="4" w:color="9A9A9A"/>
-              <w:end w:val="single" w:sz="4" w:color="9A9A9A"/>
-            </w:tcBorders>
-            <w:tcMar>
-              <w:top w:w="86" w:type="dxa"/>
-              <w:bottom w:w="86" w:type="dxa"/>
-              <w:start w:w="144" w:type="dxa"/>
-              <w:end w:w="144" w:type="dxa"/>
-            </w:tcMar>
-          </w:tcPr>
-          <w:p>
-            <w:pPr>
-              <w:spacing w:after="0"/>
-            </w:pPr>
-            <w:r>
-              <w:rPr>
-                <w:rFonts w:ascii="Georgia" w:hAnsi="Georgia" w:cs="Georgia"/>
-                <w:b w:val="0"/>
-                <w:i w:val="0"/>
-                <w:color w:val="000000"/>
-                <w:sz w:val="19"/>
-              </w:rPr>
-              <w:t>Querella/denuncia penal por trato degradante (art. 173.1 CP)</w:t>
-            </w:r>
-          </w:p>
-        </w:tc>
-        <w:tc>
-          <w:tcPr>
-            <w:tcW w:type="dxa" w:w="2112"/>
-            <w:tcBorders>
-              <w:top w:val="single" w:sz="4" w:color="9A9A9A"/>
-              <w:bottom w:val="single" w:sz="4" w:color="9A9A9A"/>
-              <w:start w:val="single" w:sz="4" w:color="9A9A9A"/>
-              <w:end w:val="single" w:sz="4" w:color="9A9A9A"/>
-            </w:tcBorders>
-            <w:tcMar>
-              <w:top w:w="86" w:type="dxa"/>
-              <w:bottom w:w="86" w:type="dxa"/>
-              <w:start w:w="144" w:type="dxa"/>
-              <w:end w:w="144" w:type="dxa"/>
-            </w:tcMar>
-          </w:tcPr>
-          <w:p>
-            <w:pPr>
-              <w:spacing w:after="0"/>
-            </w:pPr>
-            <w:r>
-              <w:rPr>
-                <w:rFonts w:ascii="Georgia" w:hAnsi="Georgia" w:cs="Georgia"/>
-                <w:b w:val="0"/>
-                <w:i w:val="0"/>
-                <w:color w:val="000000"/>
-                <w:sz w:val="19"/>
-              </w:rPr>
-              <w:t>Según el delito: prescripción del tipo aplicable</w:t>
-            </w:r>
-          </w:p>
-        </w:tc>
-        <w:tc>
-          <w:tcPr>
-            <w:tcW w:type="dxa" w:w="2112"/>
-            <w:tcBorders>
-              <w:top w:val="single" w:sz="4" w:color="9A9A9A"/>
-              <w:bottom w:val="single" w:sz="4" w:color="9A9A9A"/>
-              <w:start w:val="single" w:sz="4" w:color="9A9A9A"/>
-              <w:end w:val="single" w:sz="4" w:color="9A9A9A"/>
-            </w:tcBorders>
-            <w:tcMar>
-              <w:top w:w="86" w:type="dxa"/>
-              <w:bottom w:w="86" w:type="dxa"/>
-              <w:start w:w="144" w:type="dxa"/>
-              <w:end w:w="144" w:type="dxa"/>
-            </w:tcMar>
-          </w:tcPr>
-          <w:p>
-            <w:pPr>
-              <w:spacing w:after="0"/>
-            </w:pPr>
-            <w:r>
-              <w:rPr>
-                <w:rFonts w:ascii="Georgia" w:hAnsi="Georgia" w:cs="Georgia"/>
-                <w:b w:val="0"/>
-                <w:i w:val="0"/>
-                <w:color w:val="000000"/>
-                <w:sz w:val="19"/>
-              </w:rPr>
-              <w:t>Desde la comisión</w:t>
-            </w:r>
-          </w:p>
-        </w:tc>
-      </w:tr>
-      <w:tr>
-        <w:tc>
-          <w:tcPr>
-            <w:tcW w:type="dxa" w:w="2112"/>
+            <w:tcW w:type="dxa" w:w="3037"/>
             <w:shd w:val="clear" w:fill="F2F2F2"/>
             <w:tcBorders>
               <w:top w:val="single" w:sz="4" w:color="9A9A9A"/>
@@ -1330,13 +1399,14 @@
             <w:tcMar>
               <w:top w:w="86" w:type="dxa"/>
               <w:bottom w:w="86" w:type="dxa"/>
-              <w:start w:w="144" w:type="dxa"/>
-              <w:end w:w="144" w:type="dxa"/>
+              <w:start w:w="100" w:type="dxa"/>
+              <w:end w:w="100" w:type="dxa"/>
             </w:tcMar>
           </w:tcPr>
           <w:p>
             <w:pPr>
               <w:spacing w:after="0"/>
+              <w:jc w:val="left"/>
             </w:pPr>
             <w:r>
               <w:rPr>
@@ -1346,13 +1416,116 @@
                 <w:color w:val="000000"/>
                 <w:sz w:val="19"/>
               </w:rPr>
-              <w:t>Recargo de prestaciones (art. 164 LGSS)</w:t>
+              <w:t>Sin plazo interno general; documenta la fecha y comprueba los plazos judiciales</w:t>
+            </w:r>
+          </w:p>
+        </w:tc>
+      </w:tr>
+      <w:tr>
+        <w:tc>
+          <w:tcPr>
+            <w:tcW w:type="dxa" w:w="1819"/>
+            <w:tcBorders>
+              <w:top w:val="single" w:sz="4" w:color="9A9A9A"/>
+              <w:bottom w:val="single" w:sz="4" w:color="9A9A9A"/>
+              <w:start w:val="single" w:sz="4" w:color="9A9A9A"/>
+              <w:end w:val="single" w:sz="4" w:color="9A9A9A"/>
+            </w:tcBorders>
+            <w:tcMar>
+              <w:top w:w="86" w:type="dxa"/>
+              <w:bottom w:w="86" w:type="dxa"/>
+              <w:start w:w="100" w:type="dxa"/>
+              <w:end w:w="100" w:type="dxa"/>
+            </w:tcMar>
+          </w:tcPr>
+          <w:p>
+            <w:pPr>
+              <w:spacing w:after="0"/>
+              <w:jc w:val="left"/>
+            </w:pPr>
+            <w:r>
+              <w:rPr>
+                <w:rFonts w:ascii="Georgia" w:hAnsi="Georgia" w:cs="Georgia"/>
+                <w:b w:val="0"/>
+                <w:i w:val="0"/>
+                <w:color w:val="000000"/>
+                <w:sz w:val="19"/>
+              </w:rPr>
+              <w:t>Querella / denuncia penal por trato degradante (art. 173.1 CP)</w:t>
             </w:r>
           </w:p>
         </w:tc>
         <w:tc>
           <w:tcPr>
-            <w:tcW w:type="dxa" w:w="2112"/>
+            <w:tcW w:type="dxa" w:w="1479"/>
+            <w:tcBorders>
+              <w:top w:val="single" w:sz="4" w:color="9A9A9A"/>
+              <w:bottom w:val="single" w:sz="4" w:color="9A9A9A"/>
+              <w:start w:val="single" w:sz="4" w:color="9A9A9A"/>
+              <w:end w:val="single" w:sz="4" w:color="9A9A9A"/>
+            </w:tcBorders>
+            <w:tcMar>
+              <w:top w:w="86" w:type="dxa"/>
+              <w:bottom w:w="86" w:type="dxa"/>
+              <w:start w:w="100" w:type="dxa"/>
+              <w:end w:w="100" w:type="dxa"/>
+            </w:tcMar>
+          </w:tcPr>
+          <w:p>
+            <w:pPr>
+              <w:spacing w:after="0"/>
+              <w:jc w:val="left"/>
+            </w:pPr>
+            <w:r>
+              <w:rPr>
+                <w:rFonts w:ascii="Georgia" w:hAnsi="Georgia" w:cs="Georgia"/>
+                <w:b w:val="0"/>
+                <w:i w:val="0"/>
+                <w:color w:val="000000"/>
+                <w:sz w:val="19"/>
+              </w:rPr>
+              <w:t>Según el delito</w:t>
+            </w:r>
+          </w:p>
+        </w:tc>
+        <w:tc>
+          <w:tcPr>
+            <w:tcW w:type="dxa" w:w="3037"/>
+            <w:tcBorders>
+              <w:top w:val="single" w:sz="4" w:color="9A9A9A"/>
+              <w:bottom w:val="single" w:sz="4" w:color="9A9A9A"/>
+              <w:start w:val="single" w:sz="4" w:color="9A9A9A"/>
+              <w:end w:val="single" w:sz="4" w:color="9A9A9A"/>
+            </w:tcBorders>
+            <w:tcMar>
+              <w:top w:w="86" w:type="dxa"/>
+              <w:bottom w:w="86" w:type="dxa"/>
+              <w:start w:w="100" w:type="dxa"/>
+              <w:end w:w="100" w:type="dxa"/>
+            </w:tcMar>
+          </w:tcPr>
+          <w:p>
+            <w:pPr>
+              <w:spacing w:after="0"/>
+              <w:jc w:val="left"/>
+            </w:pPr>
+            <w:r>
+              <w:rPr>
+                <w:rFonts w:ascii="Georgia" w:hAnsi="Georgia" w:cs="Georgia"/>
+                <w:b w:val="0"/>
+                <w:i w:val="0"/>
+                <w:color w:val="000000"/>
+                <w:sz w:val="19"/>
+              </w:rPr>
+              <w:t>Prescripción del tipo aplicable; verifícala antes de presentar</w:t>
+            </w:r>
+          </w:p>
+        </w:tc>
+      </w:tr>
+      <w:tr>
+        <w:tc>
+          <w:tcPr>
+            <w:tcW w:type="dxa" w:w="1819"/>
             <w:shd w:val="clear" w:fill="F2F2F2"/>
             <w:tcBorders>
               <w:top w:val="single" w:sz="4" w:color="9A9A9A"/>
@@ -1363,13 +1536,14 @@
             <w:tcMar>
               <w:top w:w="86" w:type="dxa"/>
               <w:bottom w:w="86" w:type="dxa"/>
-              <w:start w:w="144" w:type="dxa"/>
-              <w:end w:w="144" w:type="dxa"/>
+              <w:start w:w="100" w:type="dxa"/>
+              <w:end w:w="100" w:type="dxa"/>
             </w:tcMar>
           </w:tcPr>
           <w:p>
             <w:pPr>
               <w:spacing w:after="0"/>
+              <w:jc w:val="left"/>
             </w:pPr>
             <w:r>
               <w:rPr>
@@ -1379,13 +1553,13 @@
                 <w:color w:val="000000"/>
                 <w:sz w:val="19"/>
               </w:rPr>
-              <w:t>5 años</w:t>
+              <w:t>Infracciones del orden social (LISOS)</w:t>
             </w:r>
           </w:p>
         </w:tc>
         <w:tc>
           <w:tcPr>
-            <w:tcW w:type="dxa" w:w="2112"/>
+            <w:tcW w:type="dxa" w:w="1479"/>
             <w:shd w:val="clear" w:fill="F2F2F2"/>
             <w:tcBorders>
               <w:top w:val="single" w:sz="4" w:color="9A9A9A"/>
@@ -1396,13 +1570,14 @@
             <w:tcMar>
               <w:top w:w="86" w:type="dxa"/>
               <w:bottom w:w="86" w:type="dxa"/>
-              <w:start w:w="144" w:type="dxa"/>
-              <w:end w:w="144" w:type="dxa"/>
+              <w:start w:w="100" w:type="dxa"/>
+              <w:end w:w="100" w:type="dxa"/>
             </w:tcMar>
           </w:tcPr>
           <w:p>
             <w:pPr>
               <w:spacing w:after="0"/>
+              <w:jc w:val="left"/>
             </w:pPr>
             <w:r>
               <w:rPr>
@@ -1412,7 +1587,41 @@
                 <w:color w:val="000000"/>
                 <w:sz w:val="19"/>
               </w:rPr>
-              <w:t>Prescripción de infracciones en materia de SS</w:t>
+              <w:t>3 años (general) / 4 años (Seguridad Social)</w:t>
+            </w:r>
+          </w:p>
+        </w:tc>
+        <w:tc>
+          <w:tcPr>
+            <w:tcW w:type="dxa" w:w="3037"/>
+            <w:shd w:val="clear" w:fill="F2F2F2"/>
+            <w:tcBorders>
+              <w:top w:val="single" w:sz="4" w:color="9A9A9A"/>
+              <w:bottom w:val="single" w:sz="4" w:color="9A9A9A"/>
+              <w:start w:val="single" w:sz="4" w:color="9A9A9A"/>
+              <w:end w:val="single" w:sz="4" w:color="9A9A9A"/>
+            </w:tcBorders>
+            <w:tcMar>
+              <w:top w:w="86" w:type="dxa"/>
+              <w:bottom w:w="86" w:type="dxa"/>
+              <w:start w:w="100" w:type="dxa"/>
+              <w:end w:w="100" w:type="dxa"/>
+            </w:tcMar>
+          </w:tcPr>
+          <w:p>
+            <w:pPr>
+              <w:spacing w:after="0"/>
+              <w:jc w:val="left"/>
+            </w:pPr>
+            <w:r>
+              <w:rPr>
+                <w:rFonts w:ascii="Georgia" w:hAnsi="Georgia" w:cs="Georgia"/>
+                <w:b w:val="0"/>
+                <w:i w:val="0"/>
+                <w:color w:val="000000"/>
+                <w:sz w:val="19"/>
+              </w:rPr>
+              <w:t>Art. 4 LISOS; la conducta continuada puede alterar el análisis</w:t>
             </w:r>
           </w:p>
         </w:tc>
@@ -1458,8 +1667,6 @@
         <w:rPr>
           <w:rFonts w:ascii="Arial" w:hAnsi="Arial" w:cs="Arial"/>
           <w:b/>
-          <w:i w:val="0"/>
-          <w:color w:val="000000"/>
           <w:sz w:val="21"/>
         </w:rPr>
         <w:t xml:space="preserve">1. </w:t>
@@ -1468,21 +1675,17 @@
         <w:rPr>
           <w:rFonts w:ascii="Georgia" w:hAnsi="Georgia" w:cs="Georgia"/>
           <w:b/>
-          <w:i w:val="0"/>
-          <w:color w:val="000000"/>
           <w:sz w:val="21"/>
         </w:rPr>
-        <w:t>Día 0:</w:t>
+        <w:t xml:space="preserve">Desde el primer momento:</w:t>
       </w:r>
       <w:r>
         <w:rPr>
           <w:rFonts w:ascii="Georgia" w:hAnsi="Georgia" w:cs="Georgia"/>
           <w:b w:val="0"/>
-          <w:i w:val="0"/>
-          <w:color w:val="000000"/>
           <w:sz w:val="21"/>
         </w:rPr>
-        <w:t xml:space="preserve"> documentar + denuncia interna por escrito (constancia).</w:t>
+        <w:t xml:space="preserve"> documentar de forma lícita los hechos y comprobar de inmediato los plazos de cualquier acción. La comunicación interna puede ser útil cuando proceda y sea segura, pero no es un requisito universal ni suspende por sí misma los plazos judiciales.</w:t>
       </w:r>
     </w:p>
     <w:p>
@@ -1494,8 +1697,6 @@
         <w:rPr>
           <w:rFonts w:ascii="Arial" w:hAnsi="Arial" w:cs="Arial"/>
           <w:b/>
-          <w:i w:val="0"/>
-          <w:color w:val="000000"/>
           <w:sz w:val="21"/>
         </w:rPr>
         <w:t xml:space="preserve">2. </w:t>
@@ -1504,21 +1705,17 @@
         <w:rPr>
           <w:rFonts w:ascii="Georgia" w:hAnsi="Georgia" w:cs="Georgia"/>
           <w:b/>
-          <w:i w:val="0"/>
-          <w:color w:val="000000"/>
           <w:sz w:val="21"/>
         </w:rPr>
-        <w:t>Semana 1:</w:t>
+        <w:t xml:space="preserve">Valorar la comunicación ante la Inspección de Trabajo</w:t>
       </w:r>
       <w:r>
         <w:rPr>
           <w:rFonts w:ascii="Georgia" w:hAnsi="Georgia" w:cs="Georgia"/>
           <w:b w:val="0"/>
-          <w:i w:val="0"/>
-          <w:color w:val="000000"/>
           <w:sz w:val="21"/>
         </w:rPr>
-        <w:t xml:space="preserve"> denuncia ante la Inspección (informe oficial en semanas/meses).</w:t>
+        <w:t xml:space="preserve"> cuando los hechos entren en su competencia. La Inspección no tiene un plazo cierto para emitir informe: no esperes a su actuación para proteger una acción con plazo de caducidad.</w:t>
       </w:r>
     </w:p>
     <w:p>
@@ -1554,7 +1751,7 @@
           <w:color w:val="000000"/>
           <w:sz w:val="21"/>
         </w:rPr>
-        <w:t xml:space="preserve"> papeleta de conciliación antes del día 20 hábil. Innegociable.</w:t>
+        <w:t xml:space="preserve"> papeleta de conciliación dentro de los 20 días hábiles. Innegociable: suspende la caducidad.</w:t>
       </w:r>
     </w:p>
     <w:p>
@@ -1590,7 +1787,7 @@
           <w:color w:val="000000"/>
           <w:sz w:val="21"/>
         </w:rPr>
-        <w:t xml:space="preserve"> valorar extinción ex art. 50 o demanda de daños (1 año).</w:t>
+        <w:t xml:space="preserve"> valorar extinción ex art. 50 o demanda de daños, con el plazo verificado caso a caso.</w:t>
       </w:r>
     </w:p>
     <w:p>
@@ -1665,13 +1862,23 @@
             </w:pPr>
             <w:r>
               <w:rPr>
+                <w:rFonts w:ascii="DejaVu Sans" w:hAnsi="DejaVu Sans" w:cs="DejaVu Sans"/>
+                <w:b/>
+                <w:i w:val="0"/>
+                <w:color w:val="000000"/>
+                <w:sz w:val="19"/>
+              </w:rPr>
+              <w:t xml:space="preserve">⚠</w:t>
+            </w:r>
+            <w:r>
+              <w:rPr>
                 <w:rFonts w:ascii="Arial" w:hAnsi="Arial" w:cs="Arial"/>
                 <w:b/>
                 <w:i w:val="0"/>
                 <w:color w:val="000000"/>
                 <w:sz w:val="19"/>
               </w:rPr>
-              <w:t>⚠ ALERTA JURÍDICA / RIESGO EMPRESARIAL</w:t>
+              <w:t xml:space="preserve"> ALERTA JURÍDICA / RIESGO EMPRESARIAL: </w:t>
             </w:r>
             <w:r>
               <w:rPr>
@@ -1681,7 +1888,7 @@
                 <w:color w:val="000000"/>
                 <w:sz w:val="20"/>
               </w:rPr>
-              <w:t>La vía interna NO suspende ningún plazo. El trabajador que espera "a ver qué dice la empresa" puede encontrarse con que la acción ha caducado. Y la empresa que tarda meses en responder a una denuncia interna no gana tiempo: lo pierde, porque cada día de silencio es un indicio más contra ella.</w:t>
+              <w:t>La vía interna NO suspende ningún plazo. El trabajador que espera «a ver qué dice la empresa» puede encontrarse con que la acción ha caducado. Y la empresa que tarda meses en responder a una denuncia interna no gana tiempo: lo pierde, porque cada día de silencio es un indicio más contra ella.</w:t>
             </w:r>
           </w:p>
         </w:tc>
